--- a/Acordes63x110mm [ ]/A quien iré - Luis Enrrique Espinosa (D).docx
+++ b/Acordes63x110mm [ ]/A quien iré - Luis Enrrique Espinosa (D).docx
@@ -32,7 +32,7 @@
       </w:pPr>
       <w:r>
         <w:rPr>
-          <w:rFonts w:eastAsia="Courier 10 Pitch" w:cs="Iosevka" w:ascii="Consolas" w:hAnsi="Consolas"/>
+          <w:rFonts w:eastAsia="Courier 10 Pitch" w:cs="Iosevka"/>
           <w:b/>
           <w:bCs/>
           <w:color w:val="FF4000"/>
@@ -59,13 +59,11 @@
       </w:pPr>
       <w:r>
         <w:rPr>
-          <w:rFonts w:eastAsia="Courier 10 Pitch" w:cs="Iosevka" w:ascii="Consolas" w:hAnsi="Consolas"/>
           <w:b/>
           <w:bCs/>
           <w:color w:val="00A0FC"/>
           <w:sz w:val="13"/>
           <w:szCs w:val="13"/>
-          <w:lang w:val="es-ES"/>
         </w:rPr>
       </w:r>
     </w:p>
@@ -85,7 +83,7 @@
       </w:pPr>
       <w:r>
         <w:rPr>
-          <w:rFonts w:eastAsia="Courier 10 Pitch" w:cs="Iosevka" w:ascii="Consolas" w:hAnsi="Consolas"/>
+          <w:rFonts w:eastAsia="Courier 10 Pitch" w:cs="Iosevka"/>
           <w:b/>
           <w:bCs/>
           <w:color w:val="00A0FC"/>
@@ -93,514 +91,526 @@
           <w:szCs w:val="13"/>
           <w:lang w:val="es-ES"/>
         </w:rPr>
-        <w:t xml:space="preserve">INTRO </w:t>
-      </w:r>
-      <w:r>
-        <w:rPr>
-          <w:rFonts w:eastAsia="Courier 10 Pitch" w:cs="Iosevka" w:ascii="Consolas" w:hAnsi="Consolas"/>
+        <w:t>INTRO x2</w:t>
+      </w:r>
+    </w:p>
+    <w:p>
+      <w:pPr>
+        <w:pStyle w:val="Normal"/>
+        <w:bidi w:val="0"/>
+        <w:spacing w:lineRule="auto" w:line="240"/>
+        <w:rPr>
+          <w:rFonts w:ascii="Consolas" w:hAnsi="Consolas"/>
+          <w:sz w:val="13"/>
+          <w:szCs w:val="13"/>
+        </w:rPr>
+      </w:pPr>
+      <w:r>
+        <w:rPr>
+          <w:rFonts w:eastAsia="Courier 10 Pitch" w:cs="Iosevka"/>
+          <w:b w:val="false"/>
+          <w:bCs w:val="false"/>
+          <w:color w:val="000000"/>
+          <w:sz w:val="13"/>
+          <w:szCs w:val="13"/>
+          <w:lang w:val="es-ES"/>
+        </w:rPr>
+        <w:t>G A Bm F#m</w:t>
+      </w:r>
+    </w:p>
+    <w:p>
+      <w:pPr>
+        <w:pStyle w:val="Normal"/>
+        <w:bidi w:val="0"/>
+        <w:spacing w:lineRule="auto" w:line="240"/>
+        <w:rPr>
+          <w:rFonts w:ascii="Consolas" w:hAnsi="Consolas"/>
+          <w:sz w:val="13"/>
+          <w:szCs w:val="13"/>
+        </w:rPr>
+      </w:pPr>
+      <w:r>
+        <w:rPr>
+          <w:rFonts w:eastAsia="Courier 10 Pitch" w:cs="Iosevka"/>
+          <w:b w:val="false"/>
+          <w:bCs w:val="false"/>
+          <w:color w:val="000000"/>
+          <w:sz w:val="13"/>
+          <w:szCs w:val="13"/>
+          <w:lang w:val="es-ES"/>
+        </w:rPr>
+        <w:t>G A Bm A</w:t>
+      </w:r>
+    </w:p>
+    <w:p>
+      <w:pPr>
+        <w:pStyle w:val="Normal"/>
+        <w:bidi w:val="0"/>
+        <w:spacing w:lineRule="auto" w:line="240"/>
+        <w:rPr>
+          <w:rFonts w:eastAsia="Courier 10 Pitch" w:cs="Iosevka"/>
+          <w:b w:val="false"/>
+          <w:bCs w:val="false"/>
+          <w:color w:val="000000"/>
+          <w:lang w:val="es-ES"/>
+        </w:rPr>
+      </w:pPr>
+      <w:r>
+        <w:rPr>
+          <w:rFonts w:eastAsia="Courier 10 Pitch" w:cs="Iosevka"/>
+          <w:b w:val="false"/>
+          <w:bCs w:val="false"/>
+          <w:color w:val="000000"/>
+          <w:lang w:val="es-ES"/>
+        </w:rPr>
+      </w:r>
+    </w:p>
+    <w:p>
+      <w:pPr>
+        <w:pStyle w:val="Normal"/>
+        <w:bidi w:val="0"/>
+        <w:spacing w:lineRule="auto" w:line="240"/>
+        <w:rPr>
+          <w:rFonts w:ascii="Consolas" w:hAnsi="Consolas"/>
           <w:b/>
           <w:bCs/>
           <w:color w:val="00A0FC"/>
           <w:sz w:val="13"/>
           <w:szCs w:val="13"/>
-          <w:lang w:val="es-ES"/>
-        </w:rPr>
-        <w:t>x2</w:t>
-      </w:r>
-    </w:p>
-    <w:p>
-      <w:pPr>
-        <w:pStyle w:val="Normal"/>
-        <w:bidi w:val="0"/>
-        <w:spacing w:lineRule="auto" w:line="240"/>
-        <w:rPr>
-          <w:rFonts w:ascii="Consolas" w:hAnsi="Consolas"/>
-          <w:sz w:val="13"/>
-          <w:szCs w:val="13"/>
-        </w:rPr>
-      </w:pPr>
-      <w:r>
-        <w:rPr>
-          <w:rFonts w:eastAsia="Courier 10 Pitch" w:cs="Iosevka" w:ascii="Consolas" w:hAnsi="Consolas"/>
-          <w:b w:val="false"/>
-          <w:bCs w:val="false"/>
-          <w:color w:val="000000"/>
-          <w:sz w:val="13"/>
-          <w:szCs w:val="13"/>
-          <w:lang w:val="es-ES"/>
-        </w:rPr>
-        <w:t>G A Bm F#m</w:t>
-      </w:r>
-    </w:p>
-    <w:p>
-      <w:pPr>
-        <w:pStyle w:val="Normal"/>
-        <w:bidi w:val="0"/>
-        <w:spacing w:lineRule="auto" w:line="240"/>
-        <w:rPr>
-          <w:rFonts w:ascii="Consolas" w:hAnsi="Consolas"/>
-          <w:sz w:val="13"/>
-          <w:szCs w:val="13"/>
-        </w:rPr>
-      </w:pPr>
-      <w:r>
-        <w:rPr>
-          <w:rFonts w:eastAsia="Courier 10 Pitch" w:cs="Iosevka" w:ascii="Consolas" w:hAnsi="Consolas"/>
-          <w:b w:val="false"/>
-          <w:bCs w:val="false"/>
-          <w:color w:val="000000"/>
-          <w:sz w:val="13"/>
-          <w:szCs w:val="13"/>
-          <w:lang w:val="es-ES"/>
-        </w:rPr>
-        <w:t>G A Bm A</w:t>
-      </w:r>
-    </w:p>
-    <w:p>
-      <w:pPr>
-        <w:pStyle w:val="Normal"/>
-        <w:bidi w:val="0"/>
-        <w:spacing w:lineRule="auto" w:line="240"/>
-        <w:rPr>
-          <w:rFonts w:eastAsia="Courier 10 Pitch" w:cs="Iosevka"/>
-          <w:b w:val="false"/>
-          <w:bCs w:val="false"/>
-          <w:color w:val="000000"/>
-          <w:lang w:val="es-ES"/>
-        </w:rPr>
-      </w:pPr>
-      <w:r>
-        <w:rPr>
-          <w:rFonts w:eastAsia="Courier 10 Pitch" w:cs="Iosevka"/>
-          <w:b w:val="false"/>
-          <w:bCs w:val="false"/>
-          <w:color w:val="000000"/>
-          <w:lang w:val="es-ES"/>
-        </w:rPr>
-      </w:r>
-    </w:p>
-    <w:p>
-      <w:pPr>
-        <w:pStyle w:val="Normal"/>
-        <w:bidi w:val="0"/>
-        <w:spacing w:lineRule="auto" w:line="240"/>
-        <w:rPr>
-          <w:rFonts w:ascii="Consolas" w:hAnsi="Consolas"/>
+        </w:rPr>
+      </w:pPr>
+      <w:r>
+        <w:rPr>
+          <w:rFonts w:eastAsia="Courier 10 Pitch" w:cs="Iosevka"/>
           <w:b/>
           <w:bCs/>
           <w:color w:val="00A0FC"/>
           <w:sz w:val="13"/>
           <w:szCs w:val="13"/>
-        </w:rPr>
-      </w:pPr>
-      <w:r>
-        <w:rPr>
-          <w:rFonts w:eastAsia="Courier 10 Pitch" w:cs="Iosevka" w:ascii="Consolas" w:hAnsi="Consolas"/>
+          <w:lang w:val="es-ES"/>
+        </w:rPr>
+        <w:t>VERSO</w:t>
+      </w:r>
+    </w:p>
+    <w:p>
+      <w:pPr>
+        <w:pStyle w:val="Normal"/>
+        <w:bidi w:val="0"/>
+        <w:spacing w:lineRule="auto" w:line="240"/>
+        <w:rPr>
+          <w:rFonts w:ascii="Consolas" w:hAnsi="Consolas"/>
+          <w:sz w:val="13"/>
+          <w:szCs w:val="13"/>
+        </w:rPr>
+      </w:pPr>
+      <w:r>
+        <w:rPr>
+          <w:rFonts w:eastAsia="Courier 10 Pitch" w:cs="Iosevka"/>
+          <w:b w:val="false"/>
+          <w:bCs w:val="false"/>
+          <w:color w:val="000000"/>
+          <w:sz w:val="13"/>
+          <w:szCs w:val="13"/>
+          <w:lang w:val="es-ES"/>
+        </w:rPr>
+        <w:t>D</w:t>
+        <w:tab/>
+        <w:t xml:space="preserve">                     Bm</w:t>
+      </w:r>
+    </w:p>
+    <w:p>
+      <w:pPr>
+        <w:pStyle w:val="Normal"/>
+        <w:bidi w:val="0"/>
+        <w:spacing w:lineRule="auto" w:line="240"/>
+        <w:rPr>
+          <w:rFonts w:ascii="Consolas" w:hAnsi="Consolas"/>
+          <w:sz w:val="13"/>
+          <w:szCs w:val="13"/>
+        </w:rPr>
+      </w:pPr>
+      <w:r>
+        <w:rPr>
+          <w:rFonts w:eastAsia="Courier 10 Pitch" w:cs="Iosevka"/>
+          <w:b w:val="false"/>
+          <w:bCs w:val="false"/>
+          <w:color w:val="000000"/>
+          <w:sz w:val="13"/>
+          <w:szCs w:val="13"/>
+          <w:lang w:val="es-ES"/>
+        </w:rPr>
+        <w:t>¿A quién iré en necesidad?</w:t>
+      </w:r>
+    </w:p>
+    <w:p>
+      <w:pPr>
+        <w:pStyle w:val="Normal"/>
+        <w:bidi w:val="0"/>
+        <w:spacing w:lineRule="auto" w:line="240"/>
+        <w:rPr>
+          <w:rFonts w:ascii="Consolas" w:hAnsi="Consolas"/>
+          <w:sz w:val="13"/>
+          <w:szCs w:val="13"/>
+        </w:rPr>
+      </w:pPr>
+      <w:r>
+        <w:rPr>
+          <w:rFonts w:eastAsia="Courier 10 Pitch" w:cs="Iosevka"/>
+          <w:b w:val="false"/>
+          <w:bCs w:val="false"/>
+          <w:color w:val="000000"/>
+          <w:sz w:val="13"/>
+          <w:szCs w:val="13"/>
+          <w:lang w:val="es-ES"/>
+        </w:rPr>
+        <w:t xml:space="preserve">                              </w:t>
+      </w:r>
+      <w:r>
+        <w:rPr>
+          <w:rFonts w:eastAsia="Courier 10 Pitch" w:cs="Iosevka"/>
+          <w:b w:val="false"/>
+          <w:bCs w:val="false"/>
+          <w:color w:val="000000"/>
+          <w:sz w:val="13"/>
+          <w:szCs w:val="13"/>
+          <w:lang w:val="es-ES"/>
+        </w:rPr>
+        <w:t>G</w:t>
+      </w:r>
+    </w:p>
+    <w:p>
+      <w:pPr>
+        <w:pStyle w:val="Normal"/>
+        <w:bidi w:val="0"/>
+        <w:spacing w:lineRule="auto" w:line="240"/>
+        <w:rPr>
+          <w:rFonts w:ascii="Consolas" w:hAnsi="Consolas"/>
+          <w:sz w:val="13"/>
+          <w:szCs w:val="13"/>
+        </w:rPr>
+      </w:pPr>
+      <w:r>
+        <w:rPr>
+          <w:rFonts w:eastAsia="Courier 10 Pitch" w:cs="Iosevka"/>
+          <w:b w:val="false"/>
+          <w:bCs w:val="false"/>
+          <w:color w:val="000000"/>
+          <w:sz w:val="13"/>
+          <w:szCs w:val="13"/>
+          <w:lang w:val="es-ES"/>
+        </w:rPr>
+        <w:t>¿A quién iré en busca de paz?</w:t>
+      </w:r>
+    </w:p>
+    <w:p>
+      <w:pPr>
+        <w:pStyle w:val="Normal"/>
+        <w:bidi w:val="0"/>
+        <w:spacing w:lineRule="auto" w:line="240"/>
+        <w:rPr>
+          <w:rFonts w:ascii="Consolas" w:hAnsi="Consolas"/>
+          <w:sz w:val="13"/>
+          <w:szCs w:val="13"/>
+        </w:rPr>
+      </w:pPr>
+      <w:r>
+        <w:rPr>
+          <w:rFonts w:eastAsia="Courier 10 Pitch" w:cs="Iosevka"/>
+          <w:b w:val="false"/>
+          <w:bCs w:val="false"/>
+          <w:color w:val="000000"/>
+          <w:sz w:val="13"/>
+          <w:szCs w:val="13"/>
+          <w:lang w:val="es-ES"/>
+        </w:rPr>
+        <w:t xml:space="preserve">                                     </w:t>
+      </w:r>
+      <w:r>
+        <w:rPr>
+          <w:rFonts w:eastAsia="Courier 10 Pitch" w:cs="Iosevka"/>
+          <w:b w:val="false"/>
+          <w:bCs w:val="false"/>
+          <w:color w:val="000000"/>
+          <w:sz w:val="13"/>
+          <w:szCs w:val="13"/>
+          <w:lang w:val="es-ES"/>
+        </w:rPr>
+        <w:t>D  A D</w:t>
+      </w:r>
+    </w:p>
+    <w:p>
+      <w:pPr>
+        <w:pStyle w:val="Normal"/>
+        <w:bidi w:val="0"/>
+        <w:spacing w:lineRule="auto" w:line="240"/>
+        <w:rPr>
+          <w:rFonts w:ascii="Consolas" w:hAnsi="Consolas"/>
+          <w:sz w:val="13"/>
+          <w:szCs w:val="13"/>
+        </w:rPr>
+      </w:pPr>
+      <w:r>
+        <w:rPr>
+          <w:rFonts w:eastAsia="Courier 10 Pitch" w:cs="Iosevka"/>
+          <w:b w:val="false"/>
+          <w:bCs w:val="false"/>
+          <w:color w:val="000000"/>
+          <w:sz w:val="13"/>
+          <w:szCs w:val="13"/>
+          <w:lang w:val="es-ES"/>
+        </w:rPr>
+        <w:t>y ¿quién podrá mi vida saciar de verd-a-</w:t>
+      </w:r>
+      <w:r>
+        <w:rPr>
+          <w:rFonts w:eastAsia="Courier 10 Pitch" w:cs="Iosevka"/>
+          <w:b w:val="false"/>
+          <w:bCs w:val="false"/>
+          <w:color w:val="000000"/>
+          <w:sz w:val="13"/>
+          <w:szCs w:val="13"/>
+          <w:lang w:val="es-ES"/>
+        </w:rPr>
+        <w:t>a-</w:t>
+      </w:r>
+      <w:r>
+        <w:rPr>
+          <w:rFonts w:eastAsia="Courier 10 Pitch" w:cs="Iosevka"/>
+          <w:b w:val="false"/>
+          <w:bCs w:val="false"/>
+          <w:color w:val="000000"/>
+          <w:sz w:val="13"/>
+          <w:szCs w:val="13"/>
+          <w:lang w:val="es-ES"/>
+        </w:rPr>
+        <w:t>d?</w:t>
+      </w:r>
+    </w:p>
+    <w:p>
+      <w:pPr>
+        <w:pStyle w:val="Normal"/>
+        <w:bidi w:val="0"/>
+        <w:spacing w:lineRule="auto" w:line="240"/>
+        <w:rPr>
+          <w:rFonts w:ascii="Consolas" w:hAnsi="Consolas"/>
+          <w:sz w:val="13"/>
+          <w:szCs w:val="13"/>
+        </w:rPr>
+      </w:pPr>
+      <w:r>
+        <w:rPr>
+          <w:rFonts w:eastAsia="Courier 10 Pitch" w:cs="Iosevka"/>
+          <w:b w:val="false"/>
+          <w:bCs w:val="false"/>
+          <w:color w:val="000000"/>
+          <w:sz w:val="13"/>
+          <w:szCs w:val="13"/>
+          <w:lang w:val="es-ES"/>
+        </w:rPr>
+        <w:t xml:space="preserve">                                  </w:t>
+      </w:r>
+      <w:r>
+        <w:rPr>
+          <w:rFonts w:eastAsia="Courier 10 Pitch" w:cs="Iosevka"/>
+          <w:b w:val="false"/>
+          <w:bCs w:val="false"/>
+          <w:color w:val="000000"/>
+          <w:sz w:val="13"/>
+          <w:szCs w:val="13"/>
+          <w:lang w:val="es-ES"/>
+        </w:rPr>
+        <w:t>Bm</w:t>
+      </w:r>
+    </w:p>
+    <w:p>
+      <w:pPr>
+        <w:pStyle w:val="Normal"/>
+        <w:bidi w:val="0"/>
+        <w:spacing w:lineRule="auto" w:line="240"/>
+        <w:rPr>
+          <w:rFonts w:ascii="Consolas" w:hAnsi="Consolas"/>
+          <w:sz w:val="13"/>
+          <w:szCs w:val="13"/>
+        </w:rPr>
+      </w:pPr>
+      <w:r>
+        <w:rPr>
+          <w:rFonts w:eastAsia="Courier 10 Pitch" w:cs="Iosevka"/>
+          <w:b w:val="false"/>
+          <w:bCs w:val="false"/>
+          <w:color w:val="000000"/>
+          <w:sz w:val="13"/>
+          <w:szCs w:val="13"/>
+          <w:lang w:val="es-ES"/>
+        </w:rPr>
+        <w:t>¿quien más tendrá de mi compasión</w:t>
+      </w:r>
+    </w:p>
+    <w:p>
+      <w:pPr>
+        <w:pStyle w:val="Normal"/>
+        <w:bidi w:val="0"/>
+        <w:spacing w:lineRule="auto" w:line="240"/>
+        <w:rPr>
+          <w:rFonts w:ascii="Consolas" w:hAnsi="Consolas"/>
+          <w:sz w:val="13"/>
+          <w:szCs w:val="13"/>
+        </w:rPr>
+      </w:pPr>
+      <w:r>
+        <w:rPr>
+          <w:rFonts w:eastAsia="Courier 10 Pitch" w:cs="Iosevka"/>
+          <w:b w:val="false"/>
+          <w:bCs w:val="false"/>
+          <w:color w:val="000000"/>
+          <w:sz w:val="13"/>
+          <w:szCs w:val="13"/>
+          <w:lang w:val="es-ES"/>
+        </w:rPr>
+        <w:t xml:space="preserve">                        </w:t>
+      </w:r>
+      <w:r>
+        <w:rPr>
+          <w:rFonts w:eastAsia="Courier 10 Pitch" w:cs="Iosevka"/>
+          <w:b w:val="false"/>
+          <w:bCs w:val="false"/>
+          <w:color w:val="000000"/>
+          <w:sz w:val="13"/>
+          <w:szCs w:val="13"/>
+          <w:lang w:val="es-ES"/>
+        </w:rPr>
+        <w:t>G</w:t>
+      </w:r>
+    </w:p>
+    <w:p>
+      <w:pPr>
+        <w:pStyle w:val="Normal"/>
+        <w:bidi w:val="0"/>
+        <w:spacing w:lineRule="auto" w:line="240"/>
+        <w:rPr>
+          <w:rFonts w:ascii="Consolas" w:hAnsi="Consolas"/>
+          <w:sz w:val="13"/>
+          <w:szCs w:val="13"/>
+        </w:rPr>
+      </w:pPr>
+      <w:r>
+        <w:rPr>
+          <w:rFonts w:eastAsia="Courier 10 Pitch" w:cs="Iosevka"/>
+          <w:b w:val="false"/>
+          <w:bCs w:val="false"/>
+          <w:color w:val="000000"/>
+          <w:sz w:val="13"/>
+          <w:szCs w:val="13"/>
+          <w:lang w:val="es-ES"/>
+        </w:rPr>
+        <w:t>y entenderá mi corazón?</w:t>
+      </w:r>
+    </w:p>
+    <w:p>
+      <w:pPr>
+        <w:pStyle w:val="Normal"/>
+        <w:bidi w:val="0"/>
+        <w:spacing w:lineRule="auto" w:line="240"/>
+        <w:rPr>
+          <w:rFonts w:ascii="Consolas" w:hAnsi="Consolas"/>
+          <w:sz w:val="13"/>
+          <w:szCs w:val="13"/>
+        </w:rPr>
+      </w:pPr>
+      <w:r>
+        <w:rPr>
+          <w:rFonts w:eastAsia="Courier 10 Pitch" w:cs="Iosevka"/>
+          <w:b w:val="false"/>
+          <w:bCs w:val="false"/>
+          <w:color w:val="000000"/>
+          <w:sz w:val="13"/>
+          <w:szCs w:val="13"/>
+          <w:lang w:val="es-ES"/>
+        </w:rPr>
+        <w:t xml:space="preserve">                                    </w:t>
+      </w:r>
+      <w:r>
+        <w:rPr>
+          <w:rFonts w:eastAsia="Courier 10 Pitch" w:cs="Iosevka"/>
+          <w:b w:val="false"/>
+          <w:bCs w:val="false"/>
+          <w:color w:val="000000"/>
+          <w:sz w:val="13"/>
+          <w:szCs w:val="13"/>
+          <w:lang w:val="es-ES"/>
+        </w:rPr>
+        <w:t>D    A</w:t>
+      </w:r>
+    </w:p>
+    <w:p>
+      <w:pPr>
+        <w:pStyle w:val="Normal"/>
+        <w:bidi w:val="0"/>
+        <w:spacing w:lineRule="auto" w:line="240"/>
+        <w:rPr>
+          <w:rFonts w:ascii="Consolas" w:hAnsi="Consolas"/>
+          <w:sz w:val="13"/>
+          <w:szCs w:val="13"/>
+        </w:rPr>
+      </w:pPr>
+      <w:r>
+        <w:rPr>
+          <w:rFonts w:eastAsia="Courier 10 Pitch" w:cs="Iosevka"/>
+          <w:b w:val="false"/>
+          <w:bCs w:val="false"/>
+          <w:color w:val="000000"/>
+          <w:sz w:val="13"/>
+          <w:szCs w:val="13"/>
+          <w:lang w:val="es-ES"/>
+        </w:rPr>
+        <w:t>¿quién cambiará mi eternidad si no Tú Jesús?</w:t>
+      </w:r>
+    </w:p>
+    <w:p>
+      <w:pPr>
+        <w:pStyle w:val="Normal"/>
+        <w:bidi w:val="0"/>
+        <w:spacing w:lineRule="auto" w:line="240"/>
+        <w:rPr>
+          <w:rFonts w:eastAsia="Courier 10 Pitch" w:cs="Iosevka"/>
+          <w:b w:val="false"/>
+          <w:bCs w:val="false"/>
+          <w:color w:val="000000"/>
+          <w:lang w:val="es-ES"/>
+        </w:rPr>
+      </w:pPr>
+      <w:r>
+        <w:rPr>
+          <w:rFonts w:eastAsia="Courier 10 Pitch" w:cs="Iosevka"/>
+          <w:b w:val="false"/>
+          <w:bCs w:val="false"/>
+          <w:color w:val="000000"/>
+          <w:lang w:val="es-ES"/>
+        </w:rPr>
+      </w:r>
+    </w:p>
+    <w:p>
+      <w:pPr>
+        <w:pStyle w:val="Normal"/>
+        <w:bidi w:val="0"/>
+        <w:spacing w:lineRule="auto" w:line="240"/>
+        <w:rPr>
+          <w:rFonts w:ascii="Consolas" w:hAnsi="Consolas"/>
           <w:b/>
           <w:bCs/>
           <w:color w:val="00A0FC"/>
           <w:sz w:val="13"/>
           <w:szCs w:val="13"/>
-          <w:lang w:val="es-ES"/>
-        </w:rPr>
-        <w:t>VERSO</w:t>
-      </w:r>
-    </w:p>
-    <w:p>
-      <w:pPr>
-        <w:pStyle w:val="Normal"/>
-        <w:bidi w:val="0"/>
-        <w:spacing w:lineRule="auto" w:line="240"/>
-        <w:rPr>
-          <w:rFonts w:ascii="Consolas" w:hAnsi="Consolas"/>
-          <w:sz w:val="13"/>
-          <w:szCs w:val="13"/>
-        </w:rPr>
-      </w:pPr>
-      <w:r>
-        <w:rPr>
-          <w:rFonts w:eastAsia="Courier 10 Pitch" w:cs="Iosevka" w:ascii="Consolas" w:hAnsi="Consolas"/>
-          <w:b w:val="false"/>
-          <w:bCs w:val="false"/>
-          <w:color w:val="000000"/>
-          <w:sz w:val="13"/>
-          <w:szCs w:val="13"/>
-          <w:lang w:val="es-ES"/>
-        </w:rPr>
-        <w:t>D</w:t>
-        <w:tab/>
-        <w:t xml:space="preserve">                     Bm</w:t>
-      </w:r>
-    </w:p>
-    <w:p>
-      <w:pPr>
-        <w:pStyle w:val="Normal"/>
-        <w:bidi w:val="0"/>
-        <w:spacing w:lineRule="auto" w:line="240"/>
-        <w:rPr>
-          <w:rFonts w:ascii="Consolas" w:hAnsi="Consolas"/>
-          <w:sz w:val="13"/>
-          <w:szCs w:val="13"/>
-        </w:rPr>
-      </w:pPr>
-      <w:r>
-        <w:rPr>
-          <w:rFonts w:eastAsia="Courier 10 Pitch" w:cs="Iosevka" w:ascii="Consolas" w:hAnsi="Consolas"/>
-          <w:b w:val="false"/>
-          <w:bCs w:val="false"/>
-          <w:color w:val="000000"/>
-          <w:sz w:val="13"/>
-          <w:szCs w:val="13"/>
-          <w:lang w:val="es-ES"/>
-        </w:rPr>
-        <w:t>¿A quién iré en necesidad?</w:t>
-      </w:r>
-    </w:p>
-    <w:p>
-      <w:pPr>
-        <w:pStyle w:val="Normal"/>
-        <w:bidi w:val="0"/>
-        <w:spacing w:lineRule="auto" w:line="240"/>
-        <w:rPr>
-          <w:rFonts w:ascii="Consolas" w:hAnsi="Consolas"/>
-          <w:sz w:val="13"/>
-          <w:szCs w:val="13"/>
-        </w:rPr>
-      </w:pPr>
-      <w:r>
-        <w:rPr>
-          <w:rFonts w:eastAsia="Courier 10 Pitch" w:cs="Iosevka" w:ascii="Consolas" w:hAnsi="Consolas"/>
-          <w:b w:val="false"/>
-          <w:bCs w:val="false"/>
-          <w:color w:val="000000"/>
-          <w:sz w:val="13"/>
-          <w:szCs w:val="13"/>
-          <w:lang w:val="es-ES"/>
-        </w:rPr>
-        <w:t xml:space="preserve">                              </w:t>
-      </w:r>
-      <w:r>
-        <w:rPr>
-          <w:rFonts w:eastAsia="Courier 10 Pitch" w:cs="Iosevka" w:ascii="Consolas" w:hAnsi="Consolas"/>
-          <w:b w:val="false"/>
-          <w:bCs w:val="false"/>
-          <w:color w:val="000000"/>
-          <w:sz w:val="13"/>
-          <w:szCs w:val="13"/>
-          <w:lang w:val="es-ES"/>
-        </w:rPr>
-        <w:t>G</w:t>
-      </w:r>
-    </w:p>
-    <w:p>
-      <w:pPr>
-        <w:pStyle w:val="Normal"/>
-        <w:bidi w:val="0"/>
-        <w:spacing w:lineRule="auto" w:line="240"/>
-        <w:rPr>
-          <w:rFonts w:ascii="Consolas" w:hAnsi="Consolas"/>
-          <w:sz w:val="13"/>
-          <w:szCs w:val="13"/>
-        </w:rPr>
-      </w:pPr>
-      <w:r>
-        <w:rPr>
-          <w:rFonts w:eastAsia="Courier 10 Pitch" w:cs="Iosevka" w:ascii="Consolas" w:hAnsi="Consolas"/>
-          <w:b w:val="false"/>
-          <w:bCs w:val="false"/>
-          <w:color w:val="000000"/>
-          <w:sz w:val="13"/>
-          <w:szCs w:val="13"/>
-          <w:lang w:val="es-ES"/>
-        </w:rPr>
-        <w:t>¿A quién iré en busca de paz?</w:t>
-      </w:r>
-    </w:p>
-    <w:p>
-      <w:pPr>
-        <w:pStyle w:val="Normal"/>
-        <w:bidi w:val="0"/>
-        <w:spacing w:lineRule="auto" w:line="240"/>
-        <w:rPr>
-          <w:rFonts w:ascii="Consolas" w:hAnsi="Consolas"/>
-          <w:sz w:val="13"/>
-          <w:szCs w:val="13"/>
-        </w:rPr>
-      </w:pPr>
-      <w:r>
-        <w:rPr>
-          <w:rFonts w:eastAsia="Courier 10 Pitch" w:cs="Iosevka" w:ascii="Consolas" w:hAnsi="Consolas"/>
-          <w:b w:val="false"/>
-          <w:bCs w:val="false"/>
-          <w:color w:val="000000"/>
-          <w:sz w:val="13"/>
-          <w:szCs w:val="13"/>
-          <w:lang w:val="es-ES"/>
-        </w:rPr>
-        <w:t xml:space="preserve">                                     </w:t>
-      </w:r>
-      <w:r>
-        <w:rPr>
-          <w:rFonts w:eastAsia="Courier 10 Pitch" w:cs="Iosevka" w:ascii="Consolas" w:hAnsi="Consolas"/>
-          <w:b w:val="false"/>
-          <w:bCs w:val="false"/>
-          <w:color w:val="000000"/>
-          <w:sz w:val="13"/>
-          <w:szCs w:val="13"/>
-          <w:lang w:val="es-ES"/>
-        </w:rPr>
-        <w:t>D A D</w:t>
-      </w:r>
-    </w:p>
-    <w:p>
-      <w:pPr>
-        <w:pStyle w:val="Normal"/>
-        <w:bidi w:val="0"/>
-        <w:spacing w:lineRule="auto" w:line="240"/>
-        <w:rPr>
-          <w:rFonts w:ascii="Consolas" w:hAnsi="Consolas"/>
-          <w:sz w:val="13"/>
-          <w:szCs w:val="13"/>
-        </w:rPr>
-      </w:pPr>
-      <w:r>
-        <w:rPr>
-          <w:rFonts w:eastAsia="Courier 10 Pitch" w:cs="Iosevka" w:ascii="Consolas" w:hAnsi="Consolas"/>
-          <w:b w:val="false"/>
-          <w:bCs w:val="false"/>
-          <w:color w:val="000000"/>
-          <w:sz w:val="13"/>
-          <w:szCs w:val="13"/>
-          <w:lang w:val="es-ES"/>
-        </w:rPr>
-        <w:t>y ¿quién podrá mi vida saciar de verdad?</w:t>
-      </w:r>
-    </w:p>
-    <w:p>
-      <w:pPr>
-        <w:pStyle w:val="Normal"/>
-        <w:bidi w:val="0"/>
-        <w:spacing w:lineRule="auto" w:line="240"/>
-        <w:rPr>
-          <w:rFonts w:ascii="Consolas" w:hAnsi="Consolas"/>
-          <w:sz w:val="13"/>
-          <w:szCs w:val="13"/>
-        </w:rPr>
-      </w:pPr>
-      <w:r>
-        <w:rPr>
-          <w:rFonts w:eastAsia="Courier 10 Pitch" w:cs="Iosevka" w:ascii="Consolas" w:hAnsi="Consolas"/>
-          <w:b w:val="false"/>
-          <w:bCs w:val="false"/>
-          <w:color w:val="000000"/>
-          <w:sz w:val="13"/>
-          <w:szCs w:val="13"/>
-          <w:lang w:val="es-ES"/>
-        </w:rPr>
-        <w:t xml:space="preserve">                                  </w:t>
-      </w:r>
-      <w:r>
-        <w:rPr>
-          <w:rFonts w:eastAsia="Courier 10 Pitch" w:cs="Iosevka" w:ascii="Consolas" w:hAnsi="Consolas"/>
-          <w:b w:val="false"/>
-          <w:bCs w:val="false"/>
-          <w:color w:val="000000"/>
-          <w:sz w:val="13"/>
-          <w:szCs w:val="13"/>
-          <w:lang w:val="es-ES"/>
-        </w:rPr>
-        <w:t>Bm</w:t>
-      </w:r>
-    </w:p>
-    <w:p>
-      <w:pPr>
-        <w:pStyle w:val="Normal"/>
-        <w:bidi w:val="0"/>
-        <w:spacing w:lineRule="auto" w:line="240"/>
-        <w:rPr>
-          <w:rFonts w:ascii="Consolas" w:hAnsi="Consolas"/>
-          <w:sz w:val="13"/>
-          <w:szCs w:val="13"/>
-        </w:rPr>
-      </w:pPr>
-      <w:r>
-        <w:rPr>
-          <w:rFonts w:eastAsia="Courier 10 Pitch" w:cs="Iosevka" w:ascii="Consolas" w:hAnsi="Consolas"/>
-          <w:b w:val="false"/>
-          <w:bCs w:val="false"/>
-          <w:color w:val="000000"/>
-          <w:sz w:val="13"/>
-          <w:szCs w:val="13"/>
-          <w:lang w:val="es-ES"/>
-        </w:rPr>
-        <w:t>¿quien más tendrá de mi compasión</w:t>
-      </w:r>
-    </w:p>
-    <w:p>
-      <w:pPr>
-        <w:pStyle w:val="Normal"/>
-        <w:bidi w:val="0"/>
-        <w:spacing w:lineRule="auto" w:line="240"/>
-        <w:rPr>
-          <w:rFonts w:ascii="Consolas" w:hAnsi="Consolas"/>
-          <w:sz w:val="13"/>
-          <w:szCs w:val="13"/>
-        </w:rPr>
-      </w:pPr>
-      <w:r>
-        <w:rPr>
-          <w:rFonts w:eastAsia="Courier 10 Pitch" w:cs="Iosevka" w:ascii="Consolas" w:hAnsi="Consolas"/>
-          <w:b w:val="false"/>
-          <w:bCs w:val="false"/>
-          <w:color w:val="000000"/>
-          <w:sz w:val="13"/>
-          <w:szCs w:val="13"/>
-          <w:lang w:val="es-ES"/>
-        </w:rPr>
-        <w:t xml:space="preserve">                        </w:t>
-      </w:r>
-      <w:r>
-        <w:rPr>
-          <w:rFonts w:eastAsia="Courier 10 Pitch" w:cs="Iosevka" w:ascii="Consolas" w:hAnsi="Consolas"/>
-          <w:b w:val="false"/>
-          <w:bCs w:val="false"/>
-          <w:color w:val="000000"/>
-          <w:sz w:val="13"/>
-          <w:szCs w:val="13"/>
-          <w:lang w:val="es-ES"/>
-        </w:rPr>
-        <w:t>G</w:t>
-      </w:r>
-    </w:p>
-    <w:p>
-      <w:pPr>
-        <w:pStyle w:val="Normal"/>
-        <w:bidi w:val="0"/>
-        <w:spacing w:lineRule="auto" w:line="240"/>
-        <w:rPr>
-          <w:rFonts w:ascii="Consolas" w:hAnsi="Consolas"/>
-          <w:sz w:val="13"/>
-          <w:szCs w:val="13"/>
-        </w:rPr>
-      </w:pPr>
-      <w:r>
-        <w:rPr>
-          <w:rFonts w:eastAsia="Courier 10 Pitch" w:cs="Iosevka" w:ascii="Consolas" w:hAnsi="Consolas"/>
-          <w:b w:val="false"/>
-          <w:bCs w:val="false"/>
-          <w:color w:val="000000"/>
-          <w:sz w:val="13"/>
-          <w:szCs w:val="13"/>
-          <w:lang w:val="es-ES"/>
-        </w:rPr>
-        <w:t>y entenderá mi corazón?</w:t>
-      </w:r>
-    </w:p>
-    <w:p>
-      <w:pPr>
-        <w:pStyle w:val="Normal"/>
-        <w:bidi w:val="0"/>
-        <w:spacing w:lineRule="auto" w:line="240"/>
-        <w:rPr>
-          <w:rFonts w:ascii="Consolas" w:hAnsi="Consolas"/>
-          <w:sz w:val="13"/>
-          <w:szCs w:val="13"/>
-        </w:rPr>
-      </w:pPr>
-      <w:r>
-        <w:rPr>
-          <w:rFonts w:eastAsia="Courier 10 Pitch" w:cs="Iosevka" w:ascii="Consolas" w:hAnsi="Consolas"/>
-          <w:b w:val="false"/>
-          <w:bCs w:val="false"/>
-          <w:color w:val="000000"/>
-          <w:sz w:val="13"/>
-          <w:szCs w:val="13"/>
-          <w:lang w:val="es-ES"/>
-        </w:rPr>
-        <w:t xml:space="preserve">                                    </w:t>
-      </w:r>
-      <w:r>
-        <w:rPr>
-          <w:rFonts w:eastAsia="Courier 10 Pitch" w:cs="Iosevka" w:ascii="Consolas" w:hAnsi="Consolas"/>
-          <w:b w:val="false"/>
-          <w:bCs w:val="false"/>
-          <w:color w:val="000000"/>
-          <w:sz w:val="13"/>
-          <w:szCs w:val="13"/>
-          <w:lang w:val="es-ES"/>
-        </w:rPr>
-        <w:t>D    A</w:t>
-      </w:r>
-    </w:p>
-    <w:p>
-      <w:pPr>
-        <w:pStyle w:val="Normal"/>
-        <w:bidi w:val="0"/>
-        <w:spacing w:lineRule="auto" w:line="240"/>
-        <w:rPr>
-          <w:rFonts w:ascii="Consolas" w:hAnsi="Consolas"/>
-          <w:sz w:val="13"/>
-          <w:szCs w:val="13"/>
-        </w:rPr>
-      </w:pPr>
-      <w:r>
-        <w:rPr>
-          <w:rFonts w:eastAsia="Courier 10 Pitch" w:cs="Iosevka" w:ascii="Consolas" w:hAnsi="Consolas"/>
-          <w:b w:val="false"/>
-          <w:bCs w:val="false"/>
-          <w:color w:val="000000"/>
-          <w:sz w:val="13"/>
-          <w:szCs w:val="13"/>
-          <w:lang w:val="es-ES"/>
-        </w:rPr>
-        <w:t>¿quién cambiará mi eternidad si no Tú Jesús?</w:t>
-      </w:r>
-    </w:p>
-    <w:p>
-      <w:pPr>
-        <w:pStyle w:val="Normal"/>
-        <w:bidi w:val="0"/>
-        <w:spacing w:lineRule="auto" w:line="240"/>
-        <w:rPr>
-          <w:rFonts w:eastAsia="Courier 10 Pitch" w:cs="Iosevka"/>
-          <w:b w:val="false"/>
-          <w:bCs w:val="false"/>
-          <w:color w:val="000000"/>
-          <w:lang w:val="es-ES"/>
-        </w:rPr>
-      </w:pPr>
-      <w:r>
-        <w:rPr>
-          <w:rFonts w:eastAsia="Courier 10 Pitch" w:cs="Iosevka"/>
-          <w:b w:val="false"/>
-          <w:bCs w:val="false"/>
-          <w:color w:val="000000"/>
-          <w:lang w:val="es-ES"/>
-        </w:rPr>
-      </w:r>
-    </w:p>
-    <w:p>
-      <w:pPr>
-        <w:pStyle w:val="Normal"/>
-        <w:bidi w:val="0"/>
-        <w:spacing w:lineRule="auto" w:line="240"/>
-        <w:rPr>
-          <w:rFonts w:ascii="Consolas" w:hAnsi="Consolas"/>
+        </w:rPr>
+      </w:pPr>
+      <w:r>
+        <w:rPr>
+          <w:rFonts w:eastAsia="Courier 10 Pitch" w:cs="Iosevka"/>
           <w:b/>
           <w:bCs/>
           <w:color w:val="00A0FC"/>
           <w:sz w:val="13"/>
           <w:szCs w:val="13"/>
-        </w:rPr>
-      </w:pPr>
-      <w:r>
-        <w:rPr>
-          <w:rFonts w:eastAsia="Courier 10 Pitch" w:cs="Iosevka" w:ascii="Consolas" w:hAnsi="Consolas"/>
-          <w:b/>
-          <w:bCs/>
-          <w:color w:val="00A0FC"/>
-          <w:sz w:val="13"/>
-          <w:szCs w:val="13"/>
           <w:lang w:val="es-ES"/>
         </w:rPr>
         <w:t>CORO</w:t>
@@ -619,7 +629,7 @@
       </w:pPr>
       <w:r>
         <w:rPr>
-          <w:rFonts w:eastAsia="Courier 10 Pitch" w:cs="Iosevka" w:ascii="Consolas" w:hAnsi="Consolas"/>
+          <w:rFonts w:eastAsia="Courier 10 Pitch" w:cs="Iosevka"/>
           <w:b w:val="false"/>
           <w:bCs w:val="false"/>
           <w:color w:val="000000"/>
@@ -631,7 +641,7 @@
       </w:r>
       <w:r>
         <w:rPr>
-          <w:rFonts w:eastAsia="Courier 10 Pitch" w:cs="Iosevka" w:ascii="Consolas" w:hAnsi="Consolas"/>
+          <w:rFonts w:eastAsia="Courier 10 Pitch" w:cs="Iosevka"/>
           <w:b w:val="false"/>
           <w:bCs w:val="false"/>
           <w:color w:val="000000"/>
@@ -655,7 +665,7 @@
       </w:pPr>
       <w:r>
         <w:rPr>
-          <w:rFonts w:eastAsia="Courier 10 Pitch" w:cs="Iosevka" w:ascii="Consolas" w:hAnsi="Consolas"/>
+          <w:rFonts w:eastAsia="Courier 10 Pitch" w:cs="Iosevka"/>
           <w:b w:val="false"/>
           <w:bCs w:val="false"/>
           <w:color w:val="000000"/>
@@ -679,7 +689,7 @@
       </w:pPr>
       <w:r>
         <w:rPr>
-          <w:rFonts w:eastAsia="Courier 10 Pitch" w:cs="Iosevka" w:ascii="Consolas" w:hAnsi="Consolas"/>
+          <w:rFonts w:eastAsia="Courier 10 Pitch" w:cs="Iosevka"/>
           <w:b w:val="false"/>
           <w:bCs w:val="false"/>
           <w:color w:val="000000"/>
@@ -691,7 +701,7 @@
       </w:r>
       <w:r>
         <w:rPr>
-          <w:rFonts w:eastAsia="Courier 10 Pitch" w:cs="Iosevka" w:ascii="Consolas" w:hAnsi="Consolas"/>
+          <w:rFonts w:eastAsia="Courier 10 Pitch" w:cs="Iosevka"/>
           <w:b w:val="false"/>
           <w:bCs w:val="false"/>
           <w:color w:val="000000"/>
@@ -715,7 +725,7 @@
       </w:pPr>
       <w:r>
         <w:rPr>
-          <w:rFonts w:eastAsia="Courier 10 Pitch" w:cs="Iosevka" w:ascii="Consolas" w:hAnsi="Consolas"/>
+          <w:rFonts w:eastAsia="Courier 10 Pitch" w:cs="Iosevka"/>
           <w:b w:val="false"/>
           <w:bCs w:val="false"/>
           <w:color w:val="000000"/>
@@ -739,7 +749,7 @@
       </w:pPr>
       <w:r>
         <w:rPr>
-          <w:rFonts w:eastAsia="Courier 10 Pitch" w:cs="Iosevka" w:ascii="Consolas" w:hAnsi="Consolas"/>
+          <w:rFonts w:eastAsia="Courier 10 Pitch" w:cs="Iosevka"/>
           <w:b w:val="false"/>
           <w:bCs w:val="false"/>
           <w:color w:val="000000"/>
@@ -751,7 +761,7 @@
       </w:r>
       <w:r>
         <w:rPr>
-          <w:rFonts w:eastAsia="Courier 10 Pitch" w:cs="Iosevka" w:ascii="Consolas" w:hAnsi="Consolas"/>
+          <w:rFonts w:eastAsia="Courier 10 Pitch" w:cs="Iosevka"/>
           <w:b w:val="false"/>
           <w:bCs w:val="false"/>
           <w:color w:val="000000"/>
@@ -775,7 +785,7 @@
       </w:pPr>
       <w:r>
         <w:rPr>
-          <w:rFonts w:eastAsia="Courier 10 Pitch" w:cs="Iosevka" w:ascii="Consolas" w:hAnsi="Consolas"/>
+          <w:rFonts w:eastAsia="Courier 10 Pitch" w:cs="Iosevka"/>
           <w:b w:val="false"/>
           <w:bCs w:val="false"/>
           <w:color w:val="000000"/>
@@ -799,7 +809,7 @@
       </w:pPr>
       <w:r>
         <w:rPr>
-          <w:rFonts w:eastAsia="Courier 10 Pitch" w:cs="Iosevka" w:ascii="Consolas" w:hAnsi="Consolas"/>
+          <w:rFonts w:eastAsia="Courier 10 Pitch" w:cs="Iosevka"/>
           <w:b w:val="false"/>
           <w:bCs w:val="false"/>
           <w:color w:val="000000"/>
@@ -811,7 +821,7 @@
       </w:r>
       <w:r>
         <w:rPr>
-          <w:rFonts w:eastAsia="Courier 10 Pitch" w:cs="Iosevka" w:ascii="Consolas" w:hAnsi="Consolas"/>
+          <w:rFonts w:eastAsia="Courier 10 Pitch" w:cs="Iosevka"/>
           <w:b w:val="false"/>
           <w:bCs w:val="false"/>
           <w:color w:val="000000"/>
@@ -835,7 +845,7 @@
       </w:pPr>
       <w:r>
         <w:rPr>
-          <w:rFonts w:eastAsia="Courier 10 Pitch" w:cs="Iosevka" w:ascii="Consolas" w:hAnsi="Consolas"/>
+          <w:rFonts w:eastAsia="Courier 10 Pitch" w:cs="Iosevka"/>
           <w:b w:val="false"/>
           <w:bCs w:val="false"/>
           <w:color w:val="000000"/>
@@ -859,7 +869,7 @@
       </w:pPr>
       <w:r>
         <w:rPr>
-          <w:rFonts w:eastAsia="Courier 10 Pitch" w:cs="Iosevka" w:ascii="Consolas" w:hAnsi="Consolas"/>
+          <w:rFonts w:eastAsia="Courier 10 Pitch" w:cs="Iosevka"/>
           <w:b w:val="false"/>
           <w:bCs w:val="false"/>
           <w:color w:val="000000"/>
@@ -871,7 +881,7 @@
       </w:r>
       <w:r>
         <w:rPr>
-          <w:rFonts w:eastAsia="Courier 10 Pitch" w:cs="Iosevka" w:ascii="Consolas" w:hAnsi="Consolas"/>
+          <w:rFonts w:eastAsia="Courier 10 Pitch" w:cs="Iosevka"/>
           <w:b w:val="false"/>
           <w:bCs w:val="false"/>
           <w:color w:val="000000"/>
@@ -895,7 +905,7 @@
       </w:pPr>
       <w:r>
         <w:rPr>
-          <w:rFonts w:eastAsia="Courier 10 Pitch" w:cs="Iosevka" w:ascii="Consolas" w:hAnsi="Consolas"/>
+          <w:rFonts w:eastAsia="Courier 10 Pitch" w:cs="Iosevka"/>
           <w:b w:val="false"/>
           <w:bCs w:val="false"/>
           <w:color w:val="000000"/>
@@ -913,7 +923,7 @@
       <w:pgNumType w:fmt="decimal"/>
       <w:formProt w:val="false"/>
       <w:textDirection w:val="lrTb"/>
-      <w:docGrid w:type="default" w:linePitch="312" w:charSpace="26623"/>
+      <w:docGrid w:type="default" w:linePitch="312" w:charSpace="26418"/>
     </w:sectPr>
   </w:body>
 </w:document>
@@ -1093,10 +1103,10 @@
     <w:pPr>
       <w:widowControl/>
       <w:suppressAutoHyphens w:val="true"/>
-      <w:overflowPunct w:val="true"/>
+      <w:overflowPunct w:val="false"/>
       <w:bidi w:val="0"/>
       <w:spacing w:before="0" w:after="0"/>
-      <w:jc w:val="start"/>
+      <w:jc w:val="left"/>
     </w:pPr>
     <w:rPr>
       <w:rFonts w:ascii="Consolas" w:hAnsi="Consolas" w:eastAsia="Noto Serif CJK SC" w:cs="Lohit Devanagari"/>
@@ -1117,7 +1127,7 @@
       <w:keepNext w:val="true"/>
       <w:widowControl/>
       <w:spacing w:lineRule="exact" w:line="200" w:before="240" w:after="60"/>
-      <w:jc w:val="start"/>
+      <w:jc w:val="left"/>
       <w:outlineLvl w:val="0"/>
     </w:pPr>
     <w:rPr>
@@ -1147,7 +1157,7 @@
       <w:spacing w:before="240" w:after="120"/>
     </w:pPr>
     <w:rPr>
-      <w:rFonts w:ascii="Liberation Sans" w:hAnsi="Liberation Sans" w:eastAsia="Microsoft YaHei" w:cs="Arial"/>
+      <w:rFonts w:ascii="Liberation Sans" w:hAnsi="Liberation Sans" w:eastAsia="Microsoft YaHei" w:cs="Mangal"/>
       <w:sz w:val="28"/>
       <w:szCs w:val="28"/>
     </w:rPr>
@@ -1190,15 +1200,16 @@
       <w:szCs w:val="24"/>
     </w:rPr>
   </w:style>
-  <w:style w:type="paragraph" w:styleId="ndice">
+  <w:style w:type="paragraph" w:styleId="ndice" w:customStyle="1">
     <w:name w:val="Índice"/>
     <w:basedOn w:val="Normal"/>
+    <w:uiPriority w:val="0"/>
     <w:qFormat/>
     <w:pPr>
       <w:suppressLineNumbers/>
     </w:pPr>
     <w:rPr>
-      <w:rFonts w:cs="Arial"/>
+      <w:rFonts w:cs="Lohit Devanagari"/>
     </w:rPr>
   </w:style>
   <w:style w:type="paragraph" w:styleId="Ttulouser">
@@ -1211,21 +1222,20 @@
       <w:spacing w:before="240" w:after="120"/>
     </w:pPr>
     <w:rPr>
-      <w:rFonts w:ascii="Liberation Sans" w:hAnsi="Liberation Sans" w:eastAsia="Microsoft YaHei" w:cs="Mangal"/>
+      <w:rFonts w:ascii="Liberation Sans" w:hAnsi="Liberation Sans" w:eastAsia="Microsoft YaHei" w:cs="Arial"/>
       <w:sz w:val="28"/>
       <w:szCs w:val="28"/>
     </w:rPr>
   </w:style>
-  <w:style w:type="paragraph" w:styleId="ndiceuser" w:customStyle="1">
+  <w:style w:type="paragraph" w:styleId="ndiceuser">
     <w:name w:val="Índice (user)"/>
     <w:basedOn w:val="Normal"/>
-    <w:uiPriority w:val="0"/>
     <w:qFormat/>
     <w:pPr>
       <w:suppressLineNumbers/>
     </w:pPr>
     <w:rPr>
-      <w:rFonts w:cs="Lohit Devanagari"/>
+      <w:rFonts w:cs="Arial"/>
     </w:rPr>
   </w:style>
   <w:style w:type="paragraph" w:styleId="Ttulo1" w:customStyle="1">
